--- a/en/wisdom-stories/hot-bread.docx
+++ b/en/wisdom-stories/hot-bread.docx
@@ -7,7 +7,7 @@
         <w:pStyle w:val="Title"/>
       </w:pPr>
       <w:r>
-        <w:t>Fresh Bread</w:t>
+        <w:t>Hot Bread</w:t>
       </w:r>
     </w:p>
     <w:p>
@@ -43,7 +43,7 @@
     <w:p>
       <w:pPr/>
       <w:r>
-        <w:t>He took the change from his pocket. If he had had enough, he would have bought two loaves. But when he held out the coins, the baker waved them away and handed him a bag.</w:t>
+        <w:t>He took the change from his pocket. If he had had enough, he would have bought two loaves. But when he held out the coins, the baker did not take the money and handed him a bag.</w:t>
       </w:r>
     </w:p>
     <w:p>
@@ -67,7 +67,7 @@
         <w:spacing w:after="80"/>
       </w:pPr>
       <w:r>
-        <w:t>“But I only asked for one loaf.”</w:t>
+        <w:t>“Son, I was going to buy one loaf.”</w:t>
       </w:r>
     </w:p>
     <w:p>
@@ -91,7 +91,7 @@
         <w:spacing w:after="80"/>
       </w:pPr>
       <w:r>
-        <w:t>“I only have enough money for one,” he whispered.</w:t>
+        <w:t>“I only have enough money for one.”</w:t>
       </w:r>
     </w:p>
     <w:p>
@@ -105,7 +105,7 @@
     <w:p>
       <w:pPr/>
       <w:r>
-        <w:t>“Please take them, uncle. It’s Friday, and every Friday we give away three fresh loaves. Enjoy them.”</w:t>
+        <w:t>“Uncle, this is a share from us. It’s Friday, and every Friday we give away three hot loaves. Enjoy them.”</w:t>
       </w:r>
     </w:p>
     <w:p>
@@ -137,7 +137,7 @@
         <w:spacing w:after="80"/>
       </w:pPr>
       <w:r>
-        <w:t>“Uncle, wait!”</w:t>
+        <w:t>“Uncle! Uncle!”</w:t>
       </w:r>
     </w:p>
     <w:p>
@@ -161,7 +161,7 @@
         <w:spacing w:after="80"/>
       </w:pPr>
       <w:r>
-        <w:t>“This is my mother’s zakat. We would be grateful if you accepted it.”</w:t>
+        <w:t>“This is my mother’s zakat. I would be very glad if you accepted it.”</w:t>
       </w:r>
     </w:p>
     <w:p>
@@ -177,7 +177,7 @@
         <w:spacing w:after="80"/>
       </w:pPr>
       <w:r>
-        <w:t>“May Allah accept her charity and bless her.”</w:t>
+        <w:t>“May Allah accept it, my son. May Allah be pleased with your mother.”</w:t>
       </w:r>
     </w:p>
     <w:p>
@@ -205,7 +205,7 @@
     <w:p>
       <w:pPr/>
       <w:r>
-        <w:t>“We’re sharing food this Ramadan, uncle. Please accept these bags. We’d be so glad if you took them.”</w:t>
+        <w:t>“Uncle, during Ramadan we are giving food to people passing by. Please accept these bags. We’d be so glad if you took them.”</w:t>
       </w:r>
     </w:p>
     <w:p>
@@ -253,7 +253,7 @@
         <w:spacing w:after="80"/>
       </w:pPr>
       <w:r>
-        <w:t>“In the kitchen. She’s making kaygana, the egg dish Orkhan loves.”</w:t>
+        <w:t>“In the kitchen. She said she would cook eggs; Orkhan loves kaygana.”</w:t>
       </w:r>
     </w:p>
     <w:p>
@@ -269,7 +269,7 @@
         <w:spacing w:after="80"/>
       </w:pPr>
       <w:r>
-        <w:t>“Grandpa, did you get fresh bread?” his grandson asked.</w:t>
+        <w:t>“Grandpa, did you get hot bread?” his grandson asked.</w:t>
       </w:r>
     </w:p>
     <w:p>
@@ -277,7 +277,7 @@
         <w:spacing w:after="80"/>
       </w:pPr>
       <w:r>
-        <w:t>“Yes, plenty.”</w:t>
+        <w:t>“Yes, I have bought many things.”</w:t>
       </w:r>
     </w:p>
     <w:p>
@@ -317,7 +317,7 @@
         <w:spacing w:after="80"/>
       </w:pPr>
       <w:r>
-        <w:t>“Where did all this come from?”</w:t>
+        <w:t>“You’ve bought so much, husband!”</w:t>
       </w:r>
     </w:p>
     <w:p>
@@ -325,7 +325,7 @@
         <w:spacing w:after="80"/>
       </w:pPr>
       <w:r>
-        <w:t>“It’s a gift for us,” he said.</w:t>
+        <w:t>“These are a share,” he said.</w:t>
       </w:r>
     </w:p>
     <w:p>
@@ -339,7 +339,7 @@
     <w:p>
       <w:pPr/>
       <w:r>
-        <w:t>When the call to prayer sounded, they broke their fast with kaygana and fresh bread. The bags also held butter and cheese, which they enjoyed with tea.</w:t>
+        <w:t>When the call to prayer sounded, they broke their fast with kaygana and hot bread. The hot bread was just right. The bags also held butter and cheese, which they enjoyed with tea.</w:t>
       </w:r>
     </w:p>
     <w:p>
@@ -347,7 +347,7 @@
         <w:spacing w:after="80"/>
       </w:pPr>
       <w:r>
-        <w:t>“Thank Allah for this meal. May He accept their kindness. The halva is delicious too.”</w:t>
+        <w:t>“Yes, it turned out wonderfully. Thank Allah. May He accept their kindness. The halva is delicious too.”</w:t>
       </w:r>
     </w:p>
     <w:p>
@@ -363,7 +363,7 @@
         <w:spacing w:after="80"/>
       </w:pPr>
       <w:r>
-        <w:t>“I’m going to my room to pray again.”</w:t>
+        <w:t>“I’m going to my room to pray again,” he said, and his grandfather was surprised.</w:t>
       </w:r>
     </w:p>
     <w:p>
@@ -377,7 +377,7 @@
     <w:p>
       <w:pPr/>
       <w:r>
-        <w:t>“I prayed at this time yesterday for warm bread and cheese, and look what came! Now I’ll ask Allah to send money for your teeth. It hurts you to chew.”</w:t>
+        <w:t>“I prayed at this time yesterday for hot bread and cheese, and look what came! Now I’ll ask Allah to send money for your teeth. Your teeth are bad, and you can hardly chew your food.”</w:t>
       </w:r>
     </w:p>
     <w:p>
@@ -393,7 +393,7 @@
         <w:spacing w:after="80"/>
       </w:pPr>
       <w:r>
-        <w:t>“I wish your father were here to see this.”</w:t>
+        <w:t>“I wish your late father could see these days.”</w:t>
       </w:r>
     </w:p>
     <w:p>
@@ -401,7 +401,7 @@
         <w:spacing w:after="80"/>
       </w:pPr>
       <w:r>
-        <w:t>“He visits me in my dreams every night. He told me to pray.”</w:t>
+        <w:t>“He comes into my dreams every night and sees all this. He told me to pray.”</w:t>
       </w:r>
     </w:p>
     <w:p>
@@ -444,11 +444,9 @@
         <w:rPr>
           <w:b/>
         </w:rPr>
-        <w:t>Moral:</w:t>
+        <w:t>Moral: A child’s sincere prayer and a few generous hearts can remedy a family’s trouble. In a society that knows how to give, no one goes hungry.</w:t>
       </w:r>
-      <w:r>
-        <w:t xml:space="preserve"> A child’s sincere prayer and a few generous hearts can transform a family’s day. Where people are willing to share, no one need go hungry.</w:t>
-      </w:r>
+      <w:r/>
     </w:p>
     <w:p>
       <w:pPr>
@@ -459,7 +457,7 @@
           <w:i/>
           <w:sz w:val="18"/>
         </w:rPr>
-        <w:t>Source: Publicly available internet sources.</w:t>
+        <w:t>Stories are taken from open Internet sources; illustrations were created with AI.</w:t>
       </w:r>
     </w:p>
     <w:sectPr>

--- a/en/wisdom-stories/hot-bread.docx
+++ b/en/wisdom-stories/hot-bread.docx
@@ -574,7 +574,7 @@
         <w:rPr>
           <w:lang/>
         </w:rPr>
-        <w:t>“I see Dad in my dreams, Mum. In my dreams, he tells me to pray.”</w:t>
+        <w:t xml:space="preserve">“I see Dad in my dreams, Mom. In my dreams, he tells me to pray.”</w:t>
       </w:r>
     </w:p>
     <w:p>
